--- a/word_templates/RAO_LD_IP_s_2017.docx
+++ b/word_templates/RAO_LD_IP_s_2017.docx
@@ -1,6 +1,6 @@
 
 <file path=word/document.xml><?xml version="1.0" encoding="utf-8"?>
-<w:document xmlns:wpc="http://schemas.microsoft.com/office/word/2010/wordprocessingCanvas" xmlns:cx="http://schemas.microsoft.com/office/drawing/2014/chartex" xmlns:cx1="http://schemas.microsoft.com/office/drawing/2015/9/8/chartex" xmlns:mc="http://schemas.openxmlformats.org/markup-compatibility/2006" xmlns:o="urn:schemas-microsoft-com:office:office" xmlns:r="http://schemas.openxmlformats.org/officeDocument/2006/relationships" xmlns:m="http://schemas.openxmlformats.org/officeDocument/2006/math" xmlns:v="urn:schemas-microsoft-com:vml" xmlns:wp14="http://schemas.microsoft.com/office/word/2010/wordprocessingDrawing" xmlns:wp="http://schemas.openxmlformats.org/drawingml/2006/wordprocessingDrawing" xmlns:w10="urn:schemas-microsoft-com:office:word" xmlns:w="http://schemas.openxmlformats.org/wordprocessingml/2006/main" xmlns:w14="http://schemas.microsoft.com/office/word/2010/wordml" xmlns:w15="http://schemas.microsoft.com/office/word/2012/wordml" xmlns:w16se="http://schemas.microsoft.com/office/word/2015/wordml/symex" xmlns:wpg="http://schemas.microsoft.com/office/word/2010/wordprocessingGroup" xmlns:wpi="http://schemas.microsoft.com/office/word/2010/wordprocessingInk" xmlns:wne="http://schemas.microsoft.com/office/word/2006/wordml" xmlns:wps="http://schemas.microsoft.com/office/word/2010/wordprocessingShape" mc:Ignorable="w14 w15 w16se wp14">
+<w:document xmlns:wpc="http://schemas.microsoft.com/office/word/2010/wordprocessingCanvas" xmlns:cx="http://schemas.microsoft.com/office/drawing/2014/chartex" xmlns:cx1="http://schemas.microsoft.com/office/drawing/2015/9/8/chartex" xmlns:cx2="http://schemas.microsoft.com/office/drawing/2015/10/21/chartex" xmlns:cx3="http://schemas.microsoft.com/office/drawing/2016/5/9/chartex" xmlns:cx4="http://schemas.microsoft.com/office/drawing/2016/5/10/chartex" xmlns:cx5="http://schemas.microsoft.com/office/drawing/2016/5/11/chartex" xmlns:cx6="http://schemas.microsoft.com/office/drawing/2016/5/12/chartex" xmlns:cx7="http://schemas.microsoft.com/office/drawing/2016/5/13/chartex" xmlns:cx8="http://schemas.microsoft.com/office/drawing/2016/5/14/chartex" xmlns:mc="http://schemas.openxmlformats.org/markup-compatibility/2006" xmlns:aink="http://schemas.microsoft.com/office/drawing/2016/ink" xmlns:am3d="http://schemas.microsoft.com/office/drawing/2017/model3d" xmlns:o="urn:schemas-microsoft-com:office:office" xmlns:oel="http://schemas.microsoft.com/office/2019/extlst" xmlns:r="http://schemas.openxmlformats.org/officeDocument/2006/relationships" xmlns:m="http://schemas.openxmlformats.org/officeDocument/2006/math" xmlns:v="urn:schemas-microsoft-com:vml" xmlns:wp14="http://schemas.microsoft.com/office/word/2010/wordprocessingDrawing" xmlns:wp="http://schemas.openxmlformats.org/drawingml/2006/wordprocessingDrawing" xmlns:w10="urn:schemas-microsoft-com:office:word" xmlns:w="http://schemas.openxmlformats.org/wordprocessingml/2006/main" xmlns:w14="http://schemas.microsoft.com/office/word/2010/wordml" xmlns:w15="http://schemas.microsoft.com/office/word/2012/wordml" xmlns:w16cex="http://schemas.microsoft.com/office/word/2018/wordml/cex" xmlns:w16cid="http://schemas.microsoft.com/office/word/2016/wordml/cid" xmlns:w16="http://schemas.microsoft.com/office/word/2018/wordml" xmlns:w16sdtdh="http://schemas.microsoft.com/office/word/2020/wordml/sdtdatahash" xmlns:w16se="http://schemas.microsoft.com/office/word/2015/wordml/symex" xmlns:wpg="http://schemas.microsoft.com/office/word/2010/wordprocessingGroup" xmlns:wpi="http://schemas.microsoft.com/office/word/2010/wordprocessingInk" xmlns:wne="http://schemas.microsoft.com/office/word/2006/wordml" xmlns:wps="http://schemas.microsoft.com/office/word/2010/wordprocessingShape" mc:Ignorable="w14 w15 w16se w16cid w16 w16cex w16sdtdh wp14">
   <w:body>
     <w:p>
       <w:pPr>
@@ -8744,8 +8744,6 @@
           <w:lang w:val="en-US"/>
         </w:rPr>
       </w:pPr>
-      <w:bookmarkStart w:id="0" w:name="_GoBack"/>
-      <w:bookmarkEnd w:id="0"/>
     </w:p>
     <w:p>
       <w:pPr>
@@ -9833,6 +9831,7 @@
         <w:spacing w:before="120"/>
         <w:jc w:val="both"/>
         <w:rPr>
+          <w:b/>
           <w:bCs/>
           <w:sz w:val="16"/>
           <w:szCs w:val="16"/>
@@ -9840,6 +9839,8 @@
       </w:pPr>
       <w:r>
         <w:rPr>
+          <w:b/>
+          <w:bCs/>
           <w:sz w:val="16"/>
           <w:szCs w:val="16"/>
           <w:lang w:val="en-US"/>
@@ -9848,6 +9849,8 @@
       </w:r>
       <w:r>
         <w:rPr>
+          <w:b/>
+          <w:bCs/>
           <w:sz w:val="16"/>
           <w:szCs w:val="16"/>
         </w:rPr>
@@ -9855,6 +9858,8 @@
       </w:r>
       <w:r>
         <w:rPr>
+          <w:b/>
+          <w:bCs/>
           <w:sz w:val="16"/>
           <w:szCs w:val="16"/>
           <w:lang w:val="en-US"/>
@@ -9863,6 +9868,8 @@
       </w:r>
       <w:r>
         <w:rPr>
+          <w:b/>
+          <w:bCs/>
           <w:sz w:val="16"/>
           <w:szCs w:val="16"/>
         </w:rPr>
@@ -9870,6 +9877,7 @@
       </w:r>
       <w:r>
         <w:rPr>
+          <w:b/>
           <w:bCs/>
           <w:sz w:val="16"/>
           <w:szCs w:val="16"/>
@@ -11130,7 +11138,7 @@
                       <v:stroke joinstyle="miter"/>
                       <v:path gradientshapeok="t" o:connecttype="rect"/>
                     </v:shapetype>
-                    <v:shape id="WordArt 2" o:spid="_x0000_s1026" type="#_x0000_t202" style="position:absolute;left:0;text-align:left;margin-left:15.8pt;margin-top:6.65pt;width:404.55pt;height:49.25pt;rotation:-2402030fd;z-index:-251657728;visibility:visible;mso-wrap-style:square;mso-width-percent:0;mso-height-percent:0;mso-wrap-distance-left:9pt;mso-wrap-distance-top:0;mso-wrap-distance-right:9pt;mso-wrap-distance-bottom:0;mso-position-horizontal:absolute;mso-position-horizontal-relative:text;mso-position-vertical:absolute;mso-position-vertical-relative:text;mso-width-percent:0;mso-height-percent:0;mso-width-relative:page;mso-height-relative:page;v-text-anchor:top" o:gfxdata="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" filled="f" stroked="f">
+                    <v:shape id="WordArt 2" o:spid="_x0000_s1026" type="#_x0000_t202" style="position:absolute;left:0;text-align:left;margin-left:15.8pt;margin-top:6.65pt;width:404.55pt;height:49.25pt;rotation:-2402030fd;z-index:-251657728;visibility:visible;mso-wrap-style:square;mso-width-percent:0;mso-height-percent:0;mso-wrap-distance-left:9pt;mso-wrap-distance-top:0;mso-wrap-distance-right:9pt;mso-wrap-distance-bottom:0;mso-position-horizontal:absolute;mso-position-horizontal-relative:text;mso-position-vertical:absolute;mso-position-vertical-relative:text;mso-width-percent:0;mso-height-percent:0;mso-width-relative:page;mso-height-relative:page;v-text-anchor:top" o:gfxdata="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" filled="f" stroked="f">
                       <o:lock v:ext="edit" shapetype="t"/>
                       <v:textbox style="mso-fit-shape-to-text:t">
                         <w:txbxContent>
@@ -12432,56 +12440,8 @@
 </w:document>
 </file>
 
-<file path=word/commentsExtensible.xml><?xml version="1.0" encoding="utf-8"?>
-<w16cex:commentsExtensible xmlns:wpc="http://schemas.microsoft.com/office/word/2010/wordprocessingCanvas" xmlns:cx="http://schemas.microsoft.com/office/drawing/2014/chartex" xmlns:cx1="http://schemas.microsoft.com/office/drawing/2015/9/8/chartex" xmlns:cx2="http://schemas.microsoft.com/office/drawing/2015/10/21/chartex" xmlns:cx3="http://schemas.microsoft.com/office/drawing/2016/5/9/chartex" xmlns:cx4="http://schemas.microsoft.com/office/drawing/2016/5/10/chartex" xmlns:cx5="http://schemas.microsoft.com/office/drawing/2016/5/11/chartex" xmlns:cx6="http://schemas.microsoft.com/office/drawing/2016/5/12/chartex" xmlns:cx7="http://schemas.microsoft.com/office/drawing/2016/5/13/chartex" xmlns:cx8="http://schemas.microsoft.com/office/drawing/2016/5/14/chartex" xmlns:cr="http://schemas.microsoft.com/office/comments/2020/reactions" xmlns:mc="http://schemas.openxmlformats.org/markup-compatibility/2006" xmlns:aink="http://schemas.microsoft.com/office/drawing/2016/ink" xmlns:am3d="http://schemas.microsoft.com/office/drawing/2017/model3d" xmlns:o="urn:schemas-microsoft-com:office:office" xmlns:oel="http://schemas.microsoft.com/office/2019/extlst" xmlns:r="http://schemas.openxmlformats.org/officeDocument/2006/relationships" xmlns:m="http://schemas.openxmlformats.org/officeDocument/2006/math" xmlns:v="urn:schemas-microsoft-com:vml" xmlns:wp14="http://schemas.microsoft.com/office/word/2010/wordprocessingDrawing" xmlns:wp="http://schemas.openxmlformats.org/drawingml/2006/wordprocessingDrawing" xmlns:w10="urn:schemas-microsoft-com:office:word" xmlns:w="http://schemas.openxmlformats.org/wordprocessingml/2006/main" xmlns:w14="http://schemas.microsoft.com/office/word/2010/wordml" xmlns:w15="http://schemas.microsoft.com/office/word/2012/wordml" xmlns:w16cex="http://schemas.microsoft.com/office/word/2018/wordml/cex" xmlns:w16cid="http://schemas.microsoft.com/office/word/2016/wordml/cid" xmlns:w16="http://schemas.microsoft.com/office/word/2018/wordml" xmlns:w16du="http://schemas.microsoft.com/office/word/2023/wordml/word16du" xmlns:w16sdtdh="http://schemas.microsoft.com/office/word/2020/wordml/sdtdatahash" xmlns:w16sdtfl="http://schemas.microsoft.com/office/word/2024/wordml/sdtformatlock" xmlns:w16se="http://schemas.microsoft.com/office/word/2015/wordml/symex" xmlns:wpg="http://schemas.microsoft.com/office/word/2010/wordprocessingGroup" xmlns:wpi="http://schemas.microsoft.com/office/word/2010/wordprocessingInk" xmlns:wne="http://schemas.microsoft.com/office/word/2006/wordml" xmlns:wps="http://schemas.microsoft.com/office/word/2010/wordprocessingShape" mc:Ignorable="w14 w15 w16se w16cid w16 w16cex w16sdtdh w16sdtfl cr w16du wp14">
-  <w16cex:commentExtensible w16cex:durableId="08168956" w16cex:dateUtc="2026-01-06T14:13:00Z"/>
-  <w16cex:commentExtensible w16cex:durableId="42BB27E3" w16cex:dateUtc="2026-01-06T14:13:00Z"/>
-  <w16cex:commentExtensible w16cex:durableId="2D0793FB" w16cex:dateUtc="2026-01-06T11:00:00Z"/>
-  <w16cex:commentExtensible w16cex:durableId="012C14E2" w16cex:dateUtc="2026-01-06T14:14:00Z"/>
-  <w16cex:commentExtensible w16cex:durableId="2D079E8F" w16cex:dateUtc="2026-01-06T11:45:00Z"/>
-  <w16cex:commentExtensible w16cex:durableId="2D079F10" w16cex:dateUtc="2026-01-06T11:47:00Z"/>
-  <w16cex:commentExtensible w16cex:durableId="2D079F28" w16cex:dateUtc="2026-01-06T11:48:00Z"/>
-  <w16cex:commentExtensible w16cex:durableId="2D079F3C" w16cex:dateUtc="2026-01-06T11:48:00Z"/>
-  <w16cex:commentExtensible w16cex:durableId="2D079F50" w16cex:dateUtc="2026-01-06T11:48:00Z"/>
-  <w16cex:commentExtensible w16cex:durableId="2D079F5D" w16cex:dateUtc="2026-01-06T11:49:00Z"/>
-  <w16cex:commentExtensible w16cex:durableId="2D079F64" w16cex:dateUtc="2026-01-06T11:49:00Z"/>
-  <w16cex:commentExtensible w16cex:durableId="2D079F73" w16cex:dateUtc="2026-01-06T11:49:00Z"/>
-  <w16cex:commentExtensible w16cex:durableId="2D079F90" w16cex:dateUtc="2026-01-06T11:49:00Z"/>
-  <w16cex:commentExtensible w16cex:durableId="2D079FA6" w16cex:dateUtc="2026-01-06T11:50:00Z"/>
-  <w16cex:commentExtensible w16cex:durableId="2D079FC0" w16cex:dateUtc="2026-01-06T11:50:00Z"/>
-  <w16cex:commentExtensible w16cex:durableId="2D079FD7" w16cex:dateUtc="2026-01-06T11:51:00Z"/>
-  <w16cex:commentExtensible w16cex:durableId="2D079FE0" w16cex:dateUtc="2026-01-06T11:51:00Z"/>
-  <w16cex:commentExtensible w16cex:durableId="2D079FE8" w16cex:dateUtc="2026-01-06T11:51:00Z"/>
-  <w16cex:commentExtensible w16cex:durableId="2D079FF3" w16cex:dateUtc="2026-01-06T11:51:00Z"/>
-</w16cex:commentsExtensible>
-</file>
-
-<file path=word/commentsIds.xml><?xml version="1.0" encoding="utf-8"?>
-<w16cid:commentsIds xmlns:wpc="http://schemas.microsoft.com/office/word/2010/wordprocessingCanvas" xmlns:cx="http://schemas.microsoft.com/office/drawing/2014/chartex" xmlns:cx1="http://schemas.microsoft.com/office/drawing/2015/9/8/chartex" xmlns:cx2="http://schemas.microsoft.com/office/drawing/2015/10/21/chartex" xmlns:cx3="http://schemas.microsoft.com/office/drawing/2016/5/9/chartex" xmlns:cx4="http://schemas.microsoft.com/office/drawing/2016/5/10/chartex" xmlns:cx5="http://schemas.microsoft.com/office/drawing/2016/5/11/chartex" xmlns:cx6="http://schemas.microsoft.com/office/drawing/2016/5/12/chartex" xmlns:cx7="http://schemas.microsoft.com/office/drawing/2016/5/13/chartex" xmlns:cx8="http://schemas.microsoft.com/office/drawing/2016/5/14/chartex" xmlns:mc="http://schemas.openxmlformats.org/markup-compatibility/2006" xmlns:aink="http://schemas.microsoft.com/office/drawing/2016/ink" xmlns:am3d="http://schemas.microsoft.com/office/drawing/2017/model3d" xmlns:o="urn:schemas-microsoft-com:office:office" xmlns:oel="http://schemas.microsoft.com/office/2019/extlst" xmlns:r="http://schemas.openxmlformats.org/officeDocument/2006/relationships" xmlns:m="http://schemas.openxmlformats.org/officeDocument/2006/math" xmlns:v="urn:schemas-microsoft-com:vml" xmlns:wp14="http://schemas.microsoft.com/office/word/2010/wordprocessingDrawing" xmlns:wp="http://schemas.openxmlformats.org/drawingml/2006/wordprocessingDrawing" xmlns:w10="urn:schemas-microsoft-com:office:word" xmlns:w="http://schemas.openxmlformats.org/wordprocessingml/2006/main" xmlns:w14="http://schemas.microsoft.com/office/word/2010/wordml" xmlns:w15="http://schemas.microsoft.com/office/word/2012/wordml" xmlns:w16cex="http://schemas.microsoft.com/office/word/2018/wordml/cex" xmlns:w16cid="http://schemas.microsoft.com/office/word/2016/wordml/cid" xmlns:w16="http://schemas.microsoft.com/office/word/2018/wordml" xmlns:w16du="http://schemas.microsoft.com/office/word/2023/wordml/word16du" xmlns:w16sdtdh="http://schemas.microsoft.com/office/word/2020/wordml/sdtdatahash" xmlns:w16sdtfl="http://schemas.microsoft.com/office/word/2024/wordml/sdtformatlock" xmlns:w16se="http://schemas.microsoft.com/office/word/2015/wordml/symex" xmlns:wpg="http://schemas.microsoft.com/office/word/2010/wordprocessingGroup" xmlns:wpi="http://schemas.microsoft.com/office/word/2010/wordprocessingInk" xmlns:wne="http://schemas.microsoft.com/office/word/2006/wordml" xmlns:wps="http://schemas.microsoft.com/office/word/2010/wordprocessingShape" mc:Ignorable="w14 w15 w16se w16cid w16 w16cex w16sdtdh w16sdtfl w16du wp14">
-  <w16cid:commentId w16cid:paraId="5D74BBFD" w16cid:durableId="08168956"/>
-  <w16cid:commentId w16cid:paraId="0E98BE37" w16cid:durableId="42BB27E3"/>
-  <w16cid:commentId w16cid:paraId="0BC37EA8" w16cid:durableId="2D0793FB"/>
-  <w16cid:commentId w16cid:paraId="464B5216" w16cid:durableId="012C14E2"/>
-  <w16cid:commentId w16cid:paraId="2DD93FEB" w16cid:durableId="2D079E8F"/>
-  <w16cid:commentId w16cid:paraId="3735CB68" w16cid:durableId="2D079F10"/>
-  <w16cid:commentId w16cid:paraId="5038937D" w16cid:durableId="2D079F28"/>
-  <w16cid:commentId w16cid:paraId="2F918059" w16cid:durableId="2D079F3C"/>
-  <w16cid:commentId w16cid:paraId="1E8878EB" w16cid:durableId="2D079F50"/>
-  <w16cid:commentId w16cid:paraId="1973E81D" w16cid:durableId="2D079F5D"/>
-  <w16cid:commentId w16cid:paraId="61F705D7" w16cid:durableId="2D079F64"/>
-  <w16cid:commentId w16cid:paraId="3A218C81" w16cid:durableId="2D079F73"/>
-  <w16cid:commentId w16cid:paraId="47AAAC72" w16cid:durableId="2D079F90"/>
-  <w16cid:commentId w16cid:paraId="35C77E47" w16cid:durableId="2D079FA6"/>
-  <w16cid:commentId w16cid:paraId="00E226F9" w16cid:durableId="2D079FC0"/>
-  <w16cid:commentId w16cid:paraId="0AACE547" w16cid:durableId="2D079FD7"/>
-  <w16cid:commentId w16cid:paraId="002FFF7C" w16cid:durableId="2D079FE0"/>
-  <w16cid:commentId w16cid:paraId="2C8FB3C3" w16cid:durableId="2D079FE8"/>
-  <w16cid:commentId w16cid:paraId="27C4C606" w16cid:durableId="2D079FF3"/>
-</w16cid:commentsIds>
-</file>
-
 <file path=word/endnotes.xml><?xml version="1.0" encoding="utf-8"?>
-<w:endnotes xmlns:wpc="http://schemas.microsoft.com/office/word/2010/wordprocessingCanvas" xmlns:cx="http://schemas.microsoft.com/office/drawing/2014/chartex" xmlns:cx1="http://schemas.microsoft.com/office/drawing/2015/9/8/chartex" xmlns:mc="http://schemas.openxmlformats.org/markup-compatibility/2006" xmlns:o="urn:schemas-microsoft-com:office:office" xmlns:r="http://schemas.openxmlformats.org/officeDocument/2006/relationships" xmlns:m="http://schemas.openxmlformats.org/officeDocument/2006/math" xmlns:v="urn:schemas-microsoft-com:vml" xmlns:wp14="http://schemas.microsoft.com/office/word/2010/wordprocessingDrawing" xmlns:wp="http://schemas.openxmlformats.org/drawingml/2006/wordprocessingDrawing" xmlns:w10="urn:schemas-microsoft-com:office:word" xmlns:w="http://schemas.openxmlformats.org/wordprocessingml/2006/main" xmlns:w14="http://schemas.microsoft.com/office/word/2010/wordml" xmlns:w15="http://schemas.microsoft.com/office/word/2012/wordml" xmlns:w16se="http://schemas.microsoft.com/office/word/2015/wordml/symex" xmlns:wpg="http://schemas.microsoft.com/office/word/2010/wordprocessingGroup" xmlns:wpi="http://schemas.microsoft.com/office/word/2010/wordprocessingInk" xmlns:wne="http://schemas.microsoft.com/office/word/2006/wordml" xmlns:wps="http://schemas.microsoft.com/office/word/2010/wordprocessingShape" mc:Ignorable="w14 w15 w16se wp14">
+<w:endnotes xmlns:wpc="http://schemas.microsoft.com/office/word/2010/wordprocessingCanvas" xmlns:cx="http://schemas.microsoft.com/office/drawing/2014/chartex" xmlns:cx1="http://schemas.microsoft.com/office/drawing/2015/9/8/chartex" xmlns:cx2="http://schemas.microsoft.com/office/drawing/2015/10/21/chartex" xmlns:cx3="http://schemas.microsoft.com/office/drawing/2016/5/9/chartex" xmlns:cx4="http://schemas.microsoft.com/office/drawing/2016/5/10/chartex" xmlns:cx5="http://schemas.microsoft.com/office/drawing/2016/5/11/chartex" xmlns:cx6="http://schemas.microsoft.com/office/drawing/2016/5/12/chartex" xmlns:cx7="http://schemas.microsoft.com/office/drawing/2016/5/13/chartex" xmlns:cx8="http://schemas.microsoft.com/office/drawing/2016/5/14/chartex" xmlns:mc="http://schemas.openxmlformats.org/markup-compatibility/2006" xmlns:aink="http://schemas.microsoft.com/office/drawing/2016/ink" xmlns:am3d="http://schemas.microsoft.com/office/drawing/2017/model3d" xmlns:o="urn:schemas-microsoft-com:office:office" xmlns:oel="http://schemas.microsoft.com/office/2019/extlst" xmlns:r="http://schemas.openxmlformats.org/officeDocument/2006/relationships" xmlns:m="http://schemas.openxmlformats.org/officeDocument/2006/math" xmlns:v="urn:schemas-microsoft-com:vml" xmlns:wp14="http://schemas.microsoft.com/office/word/2010/wordprocessingDrawing" xmlns:wp="http://schemas.openxmlformats.org/drawingml/2006/wordprocessingDrawing" xmlns:w10="urn:schemas-microsoft-com:office:word" xmlns:w="http://schemas.openxmlformats.org/wordprocessingml/2006/main" xmlns:w14="http://schemas.microsoft.com/office/word/2010/wordml" xmlns:w15="http://schemas.microsoft.com/office/word/2012/wordml" xmlns:w16cex="http://schemas.microsoft.com/office/word/2018/wordml/cex" xmlns:w16cid="http://schemas.microsoft.com/office/word/2016/wordml/cid" xmlns:w16="http://schemas.microsoft.com/office/word/2018/wordml" xmlns:w16sdtdh="http://schemas.microsoft.com/office/word/2020/wordml/sdtdatahash" xmlns:w16se="http://schemas.microsoft.com/office/word/2015/wordml/symex" xmlns:wpg="http://schemas.microsoft.com/office/word/2010/wordprocessingGroup" xmlns:wpi="http://schemas.microsoft.com/office/word/2010/wordprocessingInk" xmlns:wne="http://schemas.microsoft.com/office/word/2006/wordml" xmlns:wps="http://schemas.microsoft.com/office/word/2010/wordprocessingShape" mc:Ignorable="w14 w15 w16se w16cid w16 w16cex w16sdtdh wp14">
   <w:endnote w:type="separator" w:id="-1">
     <w:p>
       <w:r>
@@ -12500,7 +12460,7 @@
 </file>
 
 <file path=word/footer1.xml><?xml version="1.0" encoding="utf-8"?>
-<w:ftr xmlns:wpc="http://schemas.microsoft.com/office/word/2010/wordprocessingCanvas" xmlns:cx="http://schemas.microsoft.com/office/drawing/2014/chartex" xmlns:cx1="http://schemas.microsoft.com/office/drawing/2015/9/8/chartex" xmlns:mc="http://schemas.openxmlformats.org/markup-compatibility/2006" xmlns:o="urn:schemas-microsoft-com:office:office" xmlns:r="http://schemas.openxmlformats.org/officeDocument/2006/relationships" xmlns:m="http://schemas.openxmlformats.org/officeDocument/2006/math" xmlns:v="urn:schemas-microsoft-com:vml" xmlns:wp14="http://schemas.microsoft.com/office/word/2010/wordprocessingDrawing" xmlns:wp="http://schemas.openxmlformats.org/drawingml/2006/wordprocessingDrawing" xmlns:w10="urn:schemas-microsoft-com:office:word" xmlns:w="http://schemas.openxmlformats.org/wordprocessingml/2006/main" xmlns:w14="http://schemas.microsoft.com/office/word/2010/wordml" xmlns:w15="http://schemas.microsoft.com/office/word/2012/wordml" xmlns:w16se="http://schemas.microsoft.com/office/word/2015/wordml/symex" xmlns:wpg="http://schemas.microsoft.com/office/word/2010/wordprocessingGroup" xmlns:wpi="http://schemas.microsoft.com/office/word/2010/wordprocessingInk" xmlns:wne="http://schemas.microsoft.com/office/word/2006/wordml" xmlns:wps="http://schemas.microsoft.com/office/word/2010/wordprocessingShape" mc:Ignorable="w14 w15 w16se wp14">
+<w:ftr xmlns:wpc="http://schemas.microsoft.com/office/word/2010/wordprocessingCanvas" xmlns:cx="http://schemas.microsoft.com/office/drawing/2014/chartex" xmlns:cx1="http://schemas.microsoft.com/office/drawing/2015/9/8/chartex" xmlns:cx2="http://schemas.microsoft.com/office/drawing/2015/10/21/chartex" xmlns:cx3="http://schemas.microsoft.com/office/drawing/2016/5/9/chartex" xmlns:cx4="http://schemas.microsoft.com/office/drawing/2016/5/10/chartex" xmlns:cx5="http://schemas.microsoft.com/office/drawing/2016/5/11/chartex" xmlns:cx6="http://schemas.microsoft.com/office/drawing/2016/5/12/chartex" xmlns:cx7="http://schemas.microsoft.com/office/drawing/2016/5/13/chartex" xmlns:cx8="http://schemas.microsoft.com/office/drawing/2016/5/14/chartex" xmlns:mc="http://schemas.openxmlformats.org/markup-compatibility/2006" xmlns:aink="http://schemas.microsoft.com/office/drawing/2016/ink" xmlns:am3d="http://schemas.microsoft.com/office/drawing/2017/model3d" xmlns:o="urn:schemas-microsoft-com:office:office" xmlns:oel="http://schemas.microsoft.com/office/2019/extlst" xmlns:r="http://schemas.openxmlformats.org/officeDocument/2006/relationships" xmlns:m="http://schemas.openxmlformats.org/officeDocument/2006/math" xmlns:v="urn:schemas-microsoft-com:vml" xmlns:wp14="http://schemas.microsoft.com/office/word/2010/wordprocessingDrawing" xmlns:wp="http://schemas.openxmlformats.org/drawingml/2006/wordprocessingDrawing" xmlns:w10="urn:schemas-microsoft-com:office:word" xmlns:w="http://schemas.openxmlformats.org/wordprocessingml/2006/main" xmlns:w14="http://schemas.microsoft.com/office/word/2010/wordml" xmlns:w15="http://schemas.microsoft.com/office/word/2012/wordml" xmlns:w16cex="http://schemas.microsoft.com/office/word/2018/wordml/cex" xmlns:w16cid="http://schemas.microsoft.com/office/word/2016/wordml/cid" xmlns:w16="http://schemas.microsoft.com/office/word/2018/wordml" xmlns:w16sdtdh="http://schemas.microsoft.com/office/word/2020/wordml/sdtdatahash" xmlns:w16se="http://schemas.microsoft.com/office/word/2015/wordml/symex" xmlns:wpg="http://schemas.microsoft.com/office/word/2010/wordprocessingGroup" xmlns:wpi="http://schemas.microsoft.com/office/word/2010/wordprocessingInk" xmlns:wne="http://schemas.microsoft.com/office/word/2006/wordml" xmlns:wps="http://schemas.microsoft.com/office/word/2010/wordprocessingShape" mc:Ignorable="w14 w15 w16se w16cid w16 w16cex w16sdtdh wp14">
   <w:p>
     <w:pPr>
       <w:pStyle w:val="aa"/>
@@ -12550,7 +12510,7 @@
 </file>
 
 <file path=word/footer2.xml><?xml version="1.0" encoding="utf-8"?>
-<w:ftr xmlns:wpc="http://schemas.microsoft.com/office/word/2010/wordprocessingCanvas" xmlns:cx="http://schemas.microsoft.com/office/drawing/2014/chartex" xmlns:cx1="http://schemas.microsoft.com/office/drawing/2015/9/8/chartex" xmlns:mc="http://schemas.openxmlformats.org/markup-compatibility/2006" xmlns:o="urn:schemas-microsoft-com:office:office" xmlns:r="http://schemas.openxmlformats.org/officeDocument/2006/relationships" xmlns:m="http://schemas.openxmlformats.org/officeDocument/2006/math" xmlns:v="urn:schemas-microsoft-com:vml" xmlns:wp14="http://schemas.microsoft.com/office/word/2010/wordprocessingDrawing" xmlns:wp="http://schemas.openxmlformats.org/drawingml/2006/wordprocessingDrawing" xmlns:w10="urn:schemas-microsoft-com:office:word" xmlns:w="http://schemas.openxmlformats.org/wordprocessingml/2006/main" xmlns:w14="http://schemas.microsoft.com/office/word/2010/wordml" xmlns:w15="http://schemas.microsoft.com/office/word/2012/wordml" xmlns:w16se="http://schemas.microsoft.com/office/word/2015/wordml/symex" xmlns:wpg="http://schemas.microsoft.com/office/word/2010/wordprocessingGroup" xmlns:wpi="http://schemas.microsoft.com/office/word/2010/wordprocessingInk" xmlns:wne="http://schemas.microsoft.com/office/word/2006/wordml" xmlns:wps="http://schemas.microsoft.com/office/word/2010/wordprocessingShape" mc:Ignorable="w14 w15 w16se wp14">
+<w:ftr xmlns:wpc="http://schemas.microsoft.com/office/word/2010/wordprocessingCanvas" xmlns:cx="http://schemas.microsoft.com/office/drawing/2014/chartex" xmlns:cx1="http://schemas.microsoft.com/office/drawing/2015/9/8/chartex" xmlns:cx2="http://schemas.microsoft.com/office/drawing/2015/10/21/chartex" xmlns:cx3="http://schemas.microsoft.com/office/drawing/2016/5/9/chartex" xmlns:cx4="http://schemas.microsoft.com/office/drawing/2016/5/10/chartex" xmlns:cx5="http://schemas.microsoft.com/office/drawing/2016/5/11/chartex" xmlns:cx6="http://schemas.microsoft.com/office/drawing/2016/5/12/chartex" xmlns:cx7="http://schemas.microsoft.com/office/drawing/2016/5/13/chartex" xmlns:cx8="http://schemas.microsoft.com/office/drawing/2016/5/14/chartex" xmlns:mc="http://schemas.openxmlformats.org/markup-compatibility/2006" xmlns:aink="http://schemas.microsoft.com/office/drawing/2016/ink" xmlns:am3d="http://schemas.microsoft.com/office/drawing/2017/model3d" xmlns:o="urn:schemas-microsoft-com:office:office" xmlns:oel="http://schemas.microsoft.com/office/2019/extlst" xmlns:r="http://schemas.openxmlformats.org/officeDocument/2006/relationships" xmlns:m="http://schemas.openxmlformats.org/officeDocument/2006/math" xmlns:v="urn:schemas-microsoft-com:vml" xmlns:wp14="http://schemas.microsoft.com/office/word/2010/wordprocessingDrawing" xmlns:wp="http://schemas.openxmlformats.org/drawingml/2006/wordprocessingDrawing" xmlns:w10="urn:schemas-microsoft-com:office:word" xmlns:w="http://schemas.openxmlformats.org/wordprocessingml/2006/main" xmlns:w14="http://schemas.microsoft.com/office/word/2010/wordml" xmlns:w15="http://schemas.microsoft.com/office/word/2012/wordml" xmlns:w16cex="http://schemas.microsoft.com/office/word/2018/wordml/cex" xmlns:w16cid="http://schemas.microsoft.com/office/word/2016/wordml/cid" xmlns:w16="http://schemas.microsoft.com/office/word/2018/wordml" xmlns:w16sdtdh="http://schemas.microsoft.com/office/word/2020/wordml/sdtdatahash" xmlns:w16se="http://schemas.microsoft.com/office/word/2015/wordml/symex" xmlns:wpg="http://schemas.microsoft.com/office/word/2010/wordprocessingGroup" xmlns:wpi="http://schemas.microsoft.com/office/word/2010/wordprocessingInk" xmlns:wne="http://schemas.microsoft.com/office/word/2006/wordml" xmlns:wps="http://schemas.microsoft.com/office/word/2010/wordprocessingShape" mc:Ignorable="w14 w15 w16se w16cid w16 w16cex w16sdtdh wp14">
   <w:p>
     <w:pPr>
       <w:pStyle w:val="aa"/>
@@ -12595,7 +12555,7 @@
 </file>
 
 <file path=word/footnotes.xml><?xml version="1.0" encoding="utf-8"?>
-<w:footnotes xmlns:wpc="http://schemas.microsoft.com/office/word/2010/wordprocessingCanvas" xmlns:cx="http://schemas.microsoft.com/office/drawing/2014/chartex" xmlns:cx1="http://schemas.microsoft.com/office/drawing/2015/9/8/chartex" xmlns:mc="http://schemas.openxmlformats.org/markup-compatibility/2006" xmlns:o="urn:schemas-microsoft-com:office:office" xmlns:r="http://schemas.openxmlformats.org/officeDocument/2006/relationships" xmlns:m="http://schemas.openxmlformats.org/officeDocument/2006/math" xmlns:v="urn:schemas-microsoft-com:vml" xmlns:wp14="http://schemas.microsoft.com/office/word/2010/wordprocessingDrawing" xmlns:wp="http://schemas.openxmlformats.org/drawingml/2006/wordprocessingDrawing" xmlns:w10="urn:schemas-microsoft-com:office:word" xmlns:w="http://schemas.openxmlformats.org/wordprocessingml/2006/main" xmlns:w14="http://schemas.microsoft.com/office/word/2010/wordml" xmlns:w15="http://schemas.microsoft.com/office/word/2012/wordml" xmlns:w16se="http://schemas.microsoft.com/office/word/2015/wordml/symex" xmlns:wpg="http://schemas.microsoft.com/office/word/2010/wordprocessingGroup" xmlns:wpi="http://schemas.microsoft.com/office/word/2010/wordprocessingInk" xmlns:wne="http://schemas.microsoft.com/office/word/2006/wordml" xmlns:wps="http://schemas.microsoft.com/office/word/2010/wordprocessingShape" mc:Ignorable="w14 w15 w16se wp14">
+<w:footnotes xmlns:wpc="http://schemas.microsoft.com/office/word/2010/wordprocessingCanvas" xmlns:cx="http://schemas.microsoft.com/office/drawing/2014/chartex" xmlns:cx1="http://schemas.microsoft.com/office/drawing/2015/9/8/chartex" xmlns:cx2="http://schemas.microsoft.com/office/drawing/2015/10/21/chartex" xmlns:cx3="http://schemas.microsoft.com/office/drawing/2016/5/9/chartex" xmlns:cx4="http://schemas.microsoft.com/office/drawing/2016/5/10/chartex" xmlns:cx5="http://schemas.microsoft.com/office/drawing/2016/5/11/chartex" xmlns:cx6="http://schemas.microsoft.com/office/drawing/2016/5/12/chartex" xmlns:cx7="http://schemas.microsoft.com/office/drawing/2016/5/13/chartex" xmlns:cx8="http://schemas.microsoft.com/office/drawing/2016/5/14/chartex" xmlns:mc="http://schemas.openxmlformats.org/markup-compatibility/2006" xmlns:aink="http://schemas.microsoft.com/office/drawing/2016/ink" xmlns:am3d="http://schemas.microsoft.com/office/drawing/2017/model3d" xmlns:o="urn:schemas-microsoft-com:office:office" xmlns:oel="http://schemas.microsoft.com/office/2019/extlst" xmlns:r="http://schemas.openxmlformats.org/officeDocument/2006/relationships" xmlns:m="http://schemas.openxmlformats.org/officeDocument/2006/math" xmlns:v="urn:schemas-microsoft-com:vml" xmlns:wp14="http://schemas.microsoft.com/office/word/2010/wordprocessingDrawing" xmlns:wp="http://schemas.openxmlformats.org/drawingml/2006/wordprocessingDrawing" xmlns:w10="urn:schemas-microsoft-com:office:word" xmlns:w="http://schemas.openxmlformats.org/wordprocessingml/2006/main" xmlns:w14="http://schemas.microsoft.com/office/word/2010/wordml" xmlns:w15="http://schemas.microsoft.com/office/word/2012/wordml" xmlns:w16cex="http://schemas.microsoft.com/office/word/2018/wordml/cex" xmlns:w16cid="http://schemas.microsoft.com/office/word/2016/wordml/cid" xmlns:w16="http://schemas.microsoft.com/office/word/2018/wordml" xmlns:w16sdtdh="http://schemas.microsoft.com/office/word/2020/wordml/sdtdatahash" xmlns:w16se="http://schemas.microsoft.com/office/word/2015/wordml/symex" xmlns:wpg="http://schemas.microsoft.com/office/word/2010/wordprocessingGroup" xmlns:wpi="http://schemas.microsoft.com/office/word/2010/wordprocessingInk" xmlns:wne="http://schemas.microsoft.com/office/word/2006/wordml" xmlns:wps="http://schemas.microsoft.com/office/word/2010/wordprocessingShape" mc:Ignorable="w14 w15 w16se w16cid w16 w16cex w16sdtdh wp14">
   <w:footnote w:type="separator" w:id="-1">
     <w:p>
       <w:r>
@@ -12614,7 +12574,7 @@
 </file>
 
 <file path=word/header1.xml><?xml version="1.0" encoding="utf-8"?>
-<w:hdr xmlns:wpc="http://schemas.microsoft.com/office/word/2010/wordprocessingCanvas" xmlns:cx="http://schemas.microsoft.com/office/drawing/2014/chartex" xmlns:cx1="http://schemas.microsoft.com/office/drawing/2015/9/8/chartex" xmlns:mc="http://schemas.openxmlformats.org/markup-compatibility/2006" xmlns:o="urn:schemas-microsoft-com:office:office" xmlns:r="http://schemas.openxmlformats.org/officeDocument/2006/relationships" xmlns:m="http://schemas.openxmlformats.org/officeDocument/2006/math" xmlns:v="urn:schemas-microsoft-com:vml" xmlns:wp14="http://schemas.microsoft.com/office/word/2010/wordprocessingDrawing" xmlns:wp="http://schemas.openxmlformats.org/drawingml/2006/wordprocessingDrawing" xmlns:w10="urn:schemas-microsoft-com:office:word" xmlns:w="http://schemas.openxmlformats.org/wordprocessingml/2006/main" xmlns:w14="http://schemas.microsoft.com/office/word/2010/wordml" xmlns:w15="http://schemas.microsoft.com/office/word/2012/wordml" xmlns:w16se="http://schemas.microsoft.com/office/word/2015/wordml/symex" xmlns:wpg="http://schemas.microsoft.com/office/word/2010/wordprocessingGroup" xmlns:wpi="http://schemas.microsoft.com/office/word/2010/wordprocessingInk" xmlns:wne="http://schemas.microsoft.com/office/word/2006/wordml" xmlns:wps="http://schemas.microsoft.com/office/word/2010/wordprocessingShape" mc:Ignorable="w14 w15 w16se wp14">
+<w:hdr xmlns:wpc="http://schemas.microsoft.com/office/word/2010/wordprocessingCanvas" xmlns:cx="http://schemas.microsoft.com/office/drawing/2014/chartex" xmlns:cx1="http://schemas.microsoft.com/office/drawing/2015/9/8/chartex" xmlns:cx2="http://schemas.microsoft.com/office/drawing/2015/10/21/chartex" xmlns:cx3="http://schemas.microsoft.com/office/drawing/2016/5/9/chartex" xmlns:cx4="http://schemas.microsoft.com/office/drawing/2016/5/10/chartex" xmlns:cx5="http://schemas.microsoft.com/office/drawing/2016/5/11/chartex" xmlns:cx6="http://schemas.microsoft.com/office/drawing/2016/5/12/chartex" xmlns:cx7="http://schemas.microsoft.com/office/drawing/2016/5/13/chartex" xmlns:cx8="http://schemas.microsoft.com/office/drawing/2016/5/14/chartex" xmlns:mc="http://schemas.openxmlformats.org/markup-compatibility/2006" xmlns:aink="http://schemas.microsoft.com/office/drawing/2016/ink" xmlns:am3d="http://schemas.microsoft.com/office/drawing/2017/model3d" xmlns:o="urn:schemas-microsoft-com:office:office" xmlns:oel="http://schemas.microsoft.com/office/2019/extlst" xmlns:r="http://schemas.openxmlformats.org/officeDocument/2006/relationships" xmlns:m="http://schemas.openxmlformats.org/officeDocument/2006/math" xmlns:v="urn:schemas-microsoft-com:vml" xmlns:wp14="http://schemas.microsoft.com/office/word/2010/wordprocessingDrawing" xmlns:wp="http://schemas.openxmlformats.org/drawingml/2006/wordprocessingDrawing" xmlns:w10="urn:schemas-microsoft-com:office:word" xmlns:w="http://schemas.openxmlformats.org/wordprocessingml/2006/main" xmlns:w14="http://schemas.microsoft.com/office/word/2010/wordml" xmlns:w15="http://schemas.microsoft.com/office/word/2012/wordml" xmlns:w16cex="http://schemas.microsoft.com/office/word/2018/wordml/cex" xmlns:w16cid="http://schemas.microsoft.com/office/word/2016/wordml/cid" xmlns:w16="http://schemas.microsoft.com/office/word/2018/wordml" xmlns:w16sdtdh="http://schemas.microsoft.com/office/word/2020/wordml/sdtdatahash" xmlns:w16se="http://schemas.microsoft.com/office/word/2015/wordml/symex" xmlns:wpg="http://schemas.microsoft.com/office/word/2010/wordprocessingGroup" xmlns:wpi="http://schemas.microsoft.com/office/word/2010/wordprocessingInk" xmlns:wne="http://schemas.microsoft.com/office/word/2006/wordml" xmlns:wps="http://schemas.microsoft.com/office/word/2010/wordprocessingShape" mc:Ignorable="w14 w15 w16se w16cid w16 w16cex w16sdtdh wp14">
   <w:sdt>
     <w:sdtPr>
       <w:id w:val="-614679904"/>
@@ -12623,7 +12583,6 @@
         <w:docPartUnique/>
       </w:docPartObj>
     </w:sdtPr>
-    <w:sdtEndPr/>
     <w:sdtContent>
       <w:p>
         <w:pPr>
@@ -12684,7 +12643,7 @@
 </file>
 
 <file path=word/header2.xml><?xml version="1.0" encoding="utf-8"?>
-<w:hdr xmlns:wpc="http://schemas.microsoft.com/office/word/2010/wordprocessingCanvas" xmlns:cx="http://schemas.microsoft.com/office/drawing/2014/chartex" xmlns:cx1="http://schemas.microsoft.com/office/drawing/2015/9/8/chartex" xmlns:mc="http://schemas.openxmlformats.org/markup-compatibility/2006" xmlns:o="urn:schemas-microsoft-com:office:office" xmlns:r="http://schemas.openxmlformats.org/officeDocument/2006/relationships" xmlns:m="http://schemas.openxmlformats.org/officeDocument/2006/math" xmlns:v="urn:schemas-microsoft-com:vml" xmlns:wp14="http://schemas.microsoft.com/office/word/2010/wordprocessingDrawing" xmlns:wp="http://schemas.openxmlformats.org/drawingml/2006/wordprocessingDrawing" xmlns:w10="urn:schemas-microsoft-com:office:word" xmlns:w="http://schemas.openxmlformats.org/wordprocessingml/2006/main" xmlns:w14="http://schemas.microsoft.com/office/word/2010/wordml" xmlns:w15="http://schemas.microsoft.com/office/word/2012/wordml" xmlns:w16se="http://schemas.microsoft.com/office/word/2015/wordml/symex" xmlns:wpg="http://schemas.microsoft.com/office/word/2010/wordprocessingGroup" xmlns:wpi="http://schemas.microsoft.com/office/word/2010/wordprocessingInk" xmlns:wne="http://schemas.microsoft.com/office/word/2006/wordml" xmlns:wps="http://schemas.microsoft.com/office/word/2010/wordprocessingShape" mc:Ignorable="w14 w15 w16se wp14">
+<w:hdr xmlns:wpc="http://schemas.microsoft.com/office/word/2010/wordprocessingCanvas" xmlns:cx="http://schemas.microsoft.com/office/drawing/2014/chartex" xmlns:cx1="http://schemas.microsoft.com/office/drawing/2015/9/8/chartex" xmlns:cx2="http://schemas.microsoft.com/office/drawing/2015/10/21/chartex" xmlns:cx3="http://schemas.microsoft.com/office/drawing/2016/5/9/chartex" xmlns:cx4="http://schemas.microsoft.com/office/drawing/2016/5/10/chartex" xmlns:cx5="http://schemas.microsoft.com/office/drawing/2016/5/11/chartex" xmlns:cx6="http://schemas.microsoft.com/office/drawing/2016/5/12/chartex" xmlns:cx7="http://schemas.microsoft.com/office/drawing/2016/5/13/chartex" xmlns:cx8="http://schemas.microsoft.com/office/drawing/2016/5/14/chartex" xmlns:mc="http://schemas.openxmlformats.org/markup-compatibility/2006" xmlns:aink="http://schemas.microsoft.com/office/drawing/2016/ink" xmlns:am3d="http://schemas.microsoft.com/office/drawing/2017/model3d" xmlns:o="urn:schemas-microsoft-com:office:office" xmlns:oel="http://schemas.microsoft.com/office/2019/extlst" xmlns:r="http://schemas.openxmlformats.org/officeDocument/2006/relationships" xmlns:m="http://schemas.openxmlformats.org/officeDocument/2006/math" xmlns:v="urn:schemas-microsoft-com:vml" xmlns:wp14="http://schemas.microsoft.com/office/word/2010/wordprocessingDrawing" xmlns:wp="http://schemas.openxmlformats.org/drawingml/2006/wordprocessingDrawing" xmlns:w10="urn:schemas-microsoft-com:office:word" xmlns:w="http://schemas.openxmlformats.org/wordprocessingml/2006/main" xmlns:w14="http://schemas.microsoft.com/office/word/2010/wordml" xmlns:w15="http://schemas.microsoft.com/office/word/2012/wordml" xmlns:w16cex="http://schemas.microsoft.com/office/word/2018/wordml/cex" xmlns:w16cid="http://schemas.microsoft.com/office/word/2016/wordml/cid" xmlns:w16="http://schemas.microsoft.com/office/word/2018/wordml" xmlns:w16sdtdh="http://schemas.microsoft.com/office/word/2020/wordml/sdtdatahash" xmlns:w16se="http://schemas.microsoft.com/office/word/2015/wordml/symex" xmlns:wpg="http://schemas.microsoft.com/office/word/2010/wordprocessingGroup" xmlns:wpi="http://schemas.microsoft.com/office/word/2010/wordprocessingInk" xmlns:wne="http://schemas.microsoft.com/office/word/2006/wordml" xmlns:wps="http://schemas.microsoft.com/office/word/2010/wordprocessingShape" mc:Ignorable="w14 w15 w16se w16cid w16 w16cex w16sdtdh wp14">
   <w:p>
     <w:pPr>
       <w:pStyle w:val="a3"/>
@@ -12718,7 +12677,7 @@
 </file>
 
 <file path=word/numbering.xml><?xml version="1.0" encoding="utf-8"?>
-<w:numbering xmlns:wpc="http://schemas.microsoft.com/office/word/2010/wordprocessingCanvas" xmlns:cx="http://schemas.microsoft.com/office/drawing/2014/chartex" xmlns:cx1="http://schemas.microsoft.com/office/drawing/2015/9/8/chartex" xmlns:mc="http://schemas.openxmlformats.org/markup-compatibility/2006" xmlns:o="urn:schemas-microsoft-com:office:office" xmlns:r="http://schemas.openxmlformats.org/officeDocument/2006/relationships" xmlns:m="http://schemas.openxmlformats.org/officeDocument/2006/math" xmlns:v="urn:schemas-microsoft-com:vml" xmlns:wp14="http://schemas.microsoft.com/office/word/2010/wordprocessingDrawing" xmlns:wp="http://schemas.openxmlformats.org/drawingml/2006/wordprocessingDrawing" xmlns:w10="urn:schemas-microsoft-com:office:word" xmlns:w="http://schemas.openxmlformats.org/wordprocessingml/2006/main" xmlns:w14="http://schemas.microsoft.com/office/word/2010/wordml" xmlns:w15="http://schemas.microsoft.com/office/word/2012/wordml" xmlns:w16se="http://schemas.microsoft.com/office/word/2015/wordml/symex" xmlns:wpg="http://schemas.microsoft.com/office/word/2010/wordprocessingGroup" xmlns:wpi="http://schemas.microsoft.com/office/word/2010/wordprocessingInk" xmlns:wne="http://schemas.microsoft.com/office/word/2006/wordml" xmlns:wps="http://schemas.microsoft.com/office/word/2010/wordprocessingShape" mc:Ignorable="w14 w15 w16se wp14">
+<w:numbering xmlns:wpc="http://schemas.microsoft.com/office/word/2010/wordprocessingCanvas" xmlns:cx="http://schemas.microsoft.com/office/drawing/2014/chartex" xmlns:cx1="http://schemas.microsoft.com/office/drawing/2015/9/8/chartex" xmlns:cx2="http://schemas.microsoft.com/office/drawing/2015/10/21/chartex" xmlns:cx3="http://schemas.microsoft.com/office/drawing/2016/5/9/chartex" xmlns:cx4="http://schemas.microsoft.com/office/drawing/2016/5/10/chartex" xmlns:cx5="http://schemas.microsoft.com/office/drawing/2016/5/11/chartex" xmlns:cx6="http://schemas.microsoft.com/office/drawing/2016/5/12/chartex" xmlns:cx7="http://schemas.microsoft.com/office/drawing/2016/5/13/chartex" xmlns:cx8="http://schemas.microsoft.com/office/drawing/2016/5/14/chartex" xmlns:mc="http://schemas.openxmlformats.org/markup-compatibility/2006" xmlns:aink="http://schemas.microsoft.com/office/drawing/2016/ink" xmlns:am3d="http://schemas.microsoft.com/office/drawing/2017/model3d" xmlns:o="urn:schemas-microsoft-com:office:office" xmlns:oel="http://schemas.microsoft.com/office/2019/extlst" xmlns:r="http://schemas.openxmlformats.org/officeDocument/2006/relationships" xmlns:m="http://schemas.openxmlformats.org/officeDocument/2006/math" xmlns:v="urn:schemas-microsoft-com:vml" xmlns:wp14="http://schemas.microsoft.com/office/word/2010/wordprocessingDrawing" xmlns:wp="http://schemas.openxmlformats.org/drawingml/2006/wordprocessingDrawing" xmlns:w10="urn:schemas-microsoft-com:office:word" xmlns:w="http://schemas.openxmlformats.org/wordprocessingml/2006/main" xmlns:w14="http://schemas.microsoft.com/office/word/2010/wordml" xmlns:w15="http://schemas.microsoft.com/office/word/2012/wordml" xmlns:w16cex="http://schemas.microsoft.com/office/word/2018/wordml/cex" xmlns:w16cid="http://schemas.microsoft.com/office/word/2016/wordml/cid" xmlns:w16="http://schemas.microsoft.com/office/word/2018/wordml" xmlns:w16sdtdh="http://schemas.microsoft.com/office/word/2020/wordml/sdtdatahash" xmlns:w16se="http://schemas.microsoft.com/office/word/2015/wordml/symex" xmlns:wpg="http://schemas.microsoft.com/office/word/2010/wordprocessingGroup" xmlns:wpi="http://schemas.microsoft.com/office/word/2010/wordprocessingInk" xmlns:wne="http://schemas.microsoft.com/office/word/2006/wordml" xmlns:wps="http://schemas.microsoft.com/office/word/2010/wordprocessingShape" mc:Ignorable="w14 w15 w16se w16cid w16 w16cex w16sdtdh wp14">
   <w:abstractNum w:abstractNumId="0" w15:restartNumberingAfterBreak="0">
     <w:nsid w:val="13974D40"/>
     <w:multiLevelType w:val="multilevel"/>
@@ -15451,85 +15410,85 @@
       </w:rPr>
     </w:lvl>
   </w:abstractNum>
-  <w:num w:numId="1">
+  <w:num w:numId="1" w16cid:durableId="1735622300">
     <w:abstractNumId w:val="9"/>
   </w:num>
-  <w:num w:numId="2">
+  <w:num w:numId="2" w16cid:durableId="1534919140">
     <w:abstractNumId w:val="16"/>
   </w:num>
-  <w:num w:numId="3">
+  <w:num w:numId="3" w16cid:durableId="36971596">
     <w:abstractNumId w:val="21"/>
   </w:num>
-  <w:num w:numId="4">
+  <w:num w:numId="4" w16cid:durableId="1529492201">
     <w:abstractNumId w:val="17"/>
   </w:num>
-  <w:num w:numId="5">
+  <w:num w:numId="5" w16cid:durableId="50429726">
     <w:abstractNumId w:val="4"/>
   </w:num>
-  <w:num w:numId="6">
+  <w:num w:numId="6" w16cid:durableId="163711">
     <w:abstractNumId w:val="15"/>
   </w:num>
-  <w:num w:numId="7">
+  <w:num w:numId="7" w16cid:durableId="1067146067">
     <w:abstractNumId w:val="19"/>
   </w:num>
-  <w:num w:numId="8">
+  <w:num w:numId="8" w16cid:durableId="938298861">
     <w:abstractNumId w:val="20"/>
   </w:num>
-  <w:num w:numId="9">
+  <w:num w:numId="9" w16cid:durableId="217205621">
     <w:abstractNumId w:val="5"/>
   </w:num>
-  <w:num w:numId="10">
+  <w:num w:numId="10" w16cid:durableId="511795968">
     <w:abstractNumId w:val="2"/>
   </w:num>
-  <w:num w:numId="11">
+  <w:num w:numId="11" w16cid:durableId="54206981">
     <w:abstractNumId w:val="0"/>
   </w:num>
-  <w:num w:numId="12">
+  <w:num w:numId="12" w16cid:durableId="2036613479">
     <w:abstractNumId w:val="26"/>
   </w:num>
-  <w:num w:numId="13">
+  <w:num w:numId="13" w16cid:durableId="142816801">
     <w:abstractNumId w:val="7"/>
   </w:num>
-  <w:num w:numId="14">
+  <w:num w:numId="14" w16cid:durableId="424884243">
     <w:abstractNumId w:val="6"/>
   </w:num>
-  <w:num w:numId="15">
+  <w:num w:numId="15" w16cid:durableId="173617143">
     <w:abstractNumId w:val="14"/>
   </w:num>
-  <w:num w:numId="16">
+  <w:num w:numId="16" w16cid:durableId="2003896318">
     <w:abstractNumId w:val="24"/>
   </w:num>
-  <w:num w:numId="17">
+  <w:num w:numId="17" w16cid:durableId="1219560551">
     <w:abstractNumId w:val="8"/>
   </w:num>
-  <w:num w:numId="18">
+  <w:num w:numId="18" w16cid:durableId="1133252185">
     <w:abstractNumId w:val="23"/>
   </w:num>
-  <w:num w:numId="19">
+  <w:num w:numId="19" w16cid:durableId="1586113873">
     <w:abstractNumId w:val="18"/>
   </w:num>
-  <w:num w:numId="20">
+  <w:num w:numId="20" w16cid:durableId="262613071">
     <w:abstractNumId w:val="22"/>
   </w:num>
-  <w:num w:numId="21">
+  <w:num w:numId="21" w16cid:durableId="236793030">
     <w:abstractNumId w:val="11"/>
   </w:num>
-  <w:num w:numId="22">
+  <w:num w:numId="22" w16cid:durableId="749083065">
     <w:abstractNumId w:val="12"/>
   </w:num>
-  <w:num w:numId="23">
+  <w:num w:numId="23" w16cid:durableId="1007252385">
     <w:abstractNumId w:val="25"/>
   </w:num>
-  <w:num w:numId="24">
+  <w:num w:numId="24" w16cid:durableId="1104963738">
     <w:abstractNumId w:val="13"/>
   </w:num>
-  <w:num w:numId="25">
+  <w:num w:numId="25" w16cid:durableId="30614147">
     <w:abstractNumId w:val="3"/>
   </w:num>
-  <w:num w:numId="26">
+  <w:num w:numId="26" w16cid:durableId="1648589120">
     <w:abstractNumId w:val="1"/>
   </w:num>
-  <w:num w:numId="27">
+  <w:num w:numId="27" w16cid:durableId="1253316688">
     <w:abstractNumId w:val="10"/>
   </w:num>
   <w:numIdMacAtCleanup w:val="11"/>
@@ -15537,7 +15496,7 @@
 </file>
 
 <file path=word/styles.xml><?xml version="1.0" encoding="utf-8"?>
-<w:styles xmlns:mc="http://schemas.openxmlformats.org/markup-compatibility/2006" xmlns:r="http://schemas.openxmlformats.org/officeDocument/2006/relationships" xmlns:w="http://schemas.openxmlformats.org/wordprocessingml/2006/main" xmlns:w14="http://schemas.microsoft.com/office/word/2010/wordml" xmlns:w15="http://schemas.microsoft.com/office/word/2012/wordml" xmlns:w16se="http://schemas.microsoft.com/office/word/2015/wordml/symex" mc:Ignorable="w14 w15 w16se">
+<w:styles xmlns:mc="http://schemas.openxmlformats.org/markup-compatibility/2006" xmlns:r="http://schemas.openxmlformats.org/officeDocument/2006/relationships" xmlns:w="http://schemas.openxmlformats.org/wordprocessingml/2006/main" xmlns:w14="http://schemas.microsoft.com/office/word/2010/wordml" xmlns:w15="http://schemas.microsoft.com/office/word/2012/wordml" xmlns:w16cex="http://schemas.microsoft.com/office/word/2018/wordml/cex" xmlns:w16cid="http://schemas.microsoft.com/office/word/2016/wordml/cid" xmlns:w16="http://schemas.microsoft.com/office/word/2018/wordml" xmlns:w16sdtdh="http://schemas.microsoft.com/office/word/2020/wordml/sdtdatahash" xmlns:w16se="http://schemas.microsoft.com/office/word/2015/wordml/symex" mc:Ignorable="w14 w15 w16se w16cid w16 w16cex w16sdtdh">
   <w:docDefaults>
     <w:rPrDefault>
       <w:rPr>
@@ -15547,7 +15506,7 @@
     </w:rPrDefault>
     <w:pPrDefault/>
   </w:docDefaults>
-  <w:latentStyles w:defLockedState="0" w:defUIPriority="0" w:defSemiHidden="0" w:defUnhideWhenUsed="0" w:defQFormat="0" w:count="371">
+  <w:latentStyles w:defLockedState="0" w:defUIPriority="0" w:defSemiHidden="0" w:defUnhideWhenUsed="0" w:defQFormat="0" w:count="376">
     <w:lsdException w:name="Normal" w:qFormat="1"/>
     <w:lsdException w:name="heading 1" w:qFormat="1"/>
     <w:lsdException w:name="heading 2" w:qFormat="1"/>
@@ -15912,6 +15871,11 @@
     <w:lsdException w:name="List Table 5 Dark Accent 6" w:uiPriority="50"/>
     <w:lsdException w:name="List Table 6 Colorful Accent 6" w:uiPriority="51"/>
     <w:lsdException w:name="List Table 7 Colorful Accent 6" w:uiPriority="52"/>
+    <w:lsdException w:name="Mention" w:semiHidden="1" w:uiPriority="99" w:unhideWhenUsed="1"/>
+    <w:lsdException w:name="Smart Hyperlink" w:semiHidden="1" w:uiPriority="99" w:unhideWhenUsed="1"/>
+    <w:lsdException w:name="Hashtag" w:semiHidden="1" w:uiPriority="99" w:unhideWhenUsed="1"/>
+    <w:lsdException w:name="Unresolved Mention" w:semiHidden="1" w:uiPriority="99" w:unhideWhenUsed="1"/>
+    <w:lsdException w:name="Smart Link" w:semiHidden="1" w:uiPriority="99" w:unhideWhenUsed="1"/>
   </w:latentStyles>
   <w:style w:type="paragraph" w:default="1" w:styleId="a">
     <w:name w:val="Normal"/>
